--- a/TestFiles/HistoryArchive/charter-collaboration-comparison.docx
+++ b/TestFiles/HistoryArchive/charter-collaboration-comparison.docx
@@ -19,7 +19,7 @@
         </w:rPr>
         <w:t>AMENDED AND RESTATED</w:t>
       </w:r>
-      <w:ins w:author="Open-Xml-PowerTools" w:id="1" w:date="2000-01-01T00:00:00Z">
+      <w:ins w:author="Docxodus" w:id="1" w:date="2000-01-01T00:00:00Z">
         <w:r>
           <w:rPr>
             <w:kern w:val="0"/>

--- a/TestFiles/HistoryArchive/charter-collaboration-comparison.docx
+++ b/TestFiles/HistoryArchive/charter-collaboration-comparison.docx
@@ -8192,7 +8192,6 @@
         <w:t xml:space="preserve"> </w:t>
       </w:r>
       <w:bookmarkStart w:name="_DV_C121" w:id="167"/>
-      <w:bookmarkEnd w:id="167"/>
     </w:p>
     <w:p>
       <w:pPr>
@@ -8546,6 +8545,7 @@
       <w:bookmarkEnd w:id="169"/>
       <w:bookmarkEnd w:id="170"/>
     </w:p>
+    <w:bookmarkEnd w:id="167"/>
     <w:p>
       <w:pPr>
         <w:pStyle w:val="Heading8"/>
@@ -18661,10 +18661,10 @@
         <w:footnoteReference w:id="86"/>
       </w:r>
       <w:bookmarkStart w:name="_cp_text_1_150" w:id="368"/>
-      <w:bookmarkEnd w:id="368"/>
       <w:bookmarkEnd w:id="366"/>
       <w:bookmarkEnd w:id="367"/>
     </w:p>
+    <w:bookmarkEnd w:id="368"/>
     <w:p>
       <w:pPr>
         <w:pStyle w:val="Heading5"/>
